--- a/EOS/EOS_Diagrams.docx
+++ b/EOS/EOS_Diagrams.docx
@@ -179,8 +179,6 @@
           <w:sz w:val="22"/>
         </w:rPr>
       </w:pPr>
-      <w:proofErr w:type="spellStart"/>
-      <w:proofErr w:type="gramStart"/>
       <w:r>
         <w:rPr>
           <w:b/>
@@ -197,71 +195,7 @@
           <w:iCs/>
           <w:sz w:val="22"/>
         </w:rPr>
-        <w:t>The</w:t>
-      </w:r>
-      <w:proofErr w:type="spellEnd"/>
-      <w:proofErr w:type="gramEnd"/>
-      <w:r>
-        <w:rPr>
-          <w:i/>
-          <w:iCs/>
-          <w:sz w:val="22"/>
-        </w:rPr>
-        <w:t xml:space="preserve"> diagram illustrates a </w:t>
-      </w:r>
-      <w:proofErr w:type="spellStart"/>
-      <w:r>
-        <w:rPr>
-          <w:i/>
-          <w:iCs/>
-          <w:sz w:val="22"/>
-        </w:rPr>
-        <w:t>livelock</w:t>
-      </w:r>
-      <w:proofErr w:type="spellEnd"/>
-      <w:r>
-        <w:rPr>
-          <w:i/>
-          <w:iCs/>
-          <w:sz w:val="22"/>
-        </w:rPr>
-        <w:t xml:space="preserve"> scenario in an operating system where two processes (Process A and Process B) are actively trying to perform an action (</w:t>
-      </w:r>
-      <w:proofErr w:type="gramStart"/>
-      <w:r>
-        <w:rPr>
-          <w:i/>
-          <w:iCs/>
-          <w:sz w:val="22"/>
-        </w:rPr>
-        <w:t>fork(</w:t>
-      </w:r>
-      <w:proofErr w:type="gramEnd"/>
-      <w:r>
-        <w:rPr>
-          <w:i/>
-          <w:iCs/>
-          <w:sz w:val="22"/>
-        </w:rPr>
-        <w:t>)</w:t>
-      </w:r>
-      <w:proofErr w:type="gramStart"/>
-      <w:r>
-        <w:rPr>
-          <w:i/>
-          <w:iCs/>
-          <w:sz w:val="22"/>
-        </w:rPr>
-        <w:t>), but</w:t>
-      </w:r>
-      <w:proofErr w:type="gramEnd"/>
-      <w:r>
-        <w:rPr>
-          <w:i/>
-          <w:iCs/>
-          <w:sz w:val="22"/>
-        </w:rPr>
-        <w:t xml:space="preserve"> repeatedly fail because the process table is full.</w:t>
+        <w:t>The diagram illustrates a livelock scenario in an operating system where two processes (Process A and Process B) are actively trying to perform an action (fork()), but repeatedly fail because the process table is full.</w:t>
       </w:r>
     </w:p>
     <w:p>
@@ -556,23 +490,13 @@
           <w:sz w:val="22"/>
         </w:rPr>
       </w:pPr>
-      <w:proofErr w:type="gramStart"/>
       <w:r>
         <w:rPr>
           <w:b/>
           <w:bCs/>
           <w:sz w:val="22"/>
         </w:rPr>
-        <w:t>a CPU</w:t>
-      </w:r>
-      <w:proofErr w:type="gramEnd"/>
-      <w:r>
-        <w:rPr>
-          <w:b/>
-          <w:bCs/>
-          <w:sz w:val="22"/>
-        </w:rPr>
-        <w:t xml:space="preserve"> burst is a period during which a process or program demands and actively utilizes the Central Processing Unit (CPU) for computation</w:t>
+        <w:t>a CPU burst is a period during which a process or program demands and actively utilizes the Central Processing Unit (CPU) for computation</w:t>
       </w:r>
       <w:r>
         <w:rPr>
@@ -625,6 +549,202 @@
                     <a:xfrm>
                       <a:off x="0" y="0"/>
                       <a:ext cx="3868173" cy="1968082"/>
+                    </a:xfrm>
+                    <a:prstGeom prst="rect">
+                      <a:avLst/>
+                    </a:prstGeom>
+                    <a:noFill/>
+                    <a:ln>
+                      <a:noFill/>
+                    </a:ln>
+                  </pic:spPr>
+                </pic:pic>
+              </a:graphicData>
+            </a:graphic>
+          </wp:inline>
+        </w:drawing>
+      </w:r>
+    </w:p>
+    <w:p>
+      <w:pPr>
+        <w:rPr>
+          <w:sz w:val="22"/>
+        </w:rPr>
+      </w:pPr>
+      <w:r>
+        <w:rPr>
+          <w:noProof/>
+        </w:rPr>
+        <w:lastRenderedPageBreak/>
+        <w:drawing>
+          <wp:inline distT="0" distB="0" distL="0" distR="0" wp14:anchorId="0C691B6A" wp14:editId="70C72EA9">
+            <wp:extent cx="3348567" cy="3348567"/>
+            <wp:effectExtent l="0" t="0" r="4445" b="4445"/>
+            <wp:docPr id="1827330943" name="Picture 3" descr="Anatomy of a System Call - The Coding Gopher"/>
+            <wp:cNvGraphicFramePr>
+              <a:graphicFrameLocks xmlns:a="http://schemas.openxmlformats.org/drawingml/2006/main" noChangeAspect="1"/>
+            </wp:cNvGraphicFramePr>
+            <a:graphic xmlns:a="http://schemas.openxmlformats.org/drawingml/2006/main">
+              <a:graphicData uri="http://schemas.openxmlformats.org/drawingml/2006/picture">
+                <pic:pic xmlns:pic="http://schemas.openxmlformats.org/drawingml/2006/picture">
+                  <pic:nvPicPr>
+                    <pic:cNvPr id="0" name="Picture 5" descr="Anatomy of a System Call - The Coding Gopher"/>
+                    <pic:cNvPicPr>
+                      <a:picLocks noChangeAspect="1" noChangeArrowheads="1"/>
+                    </pic:cNvPicPr>
+                  </pic:nvPicPr>
+                  <pic:blipFill>
+                    <a:blip r:embed="rId13">
+                      <a:extLst>
+                        <a:ext uri="{28A0092B-C50C-407E-A947-70E740481C1C}">
+                          <a14:useLocalDpi xmlns:a14="http://schemas.microsoft.com/office/drawing/2010/main" val="0"/>
+                        </a:ext>
+                      </a:extLst>
+                    </a:blip>
+                    <a:srcRect/>
+                    <a:stretch>
+                      <a:fillRect/>
+                    </a:stretch>
+                  </pic:blipFill>
+                  <pic:spPr bwMode="auto">
+                    <a:xfrm>
+                      <a:off x="0" y="0"/>
+                      <a:ext cx="3352197" cy="3352197"/>
+                    </a:xfrm>
+                    <a:prstGeom prst="rect">
+                      <a:avLst/>
+                    </a:prstGeom>
+                    <a:noFill/>
+                    <a:ln>
+                      <a:noFill/>
+                    </a:ln>
+                  </pic:spPr>
+                </pic:pic>
+              </a:graphicData>
+            </a:graphic>
+          </wp:inline>
+        </w:drawing>
+      </w:r>
+    </w:p>
+    <w:p>
+      <w:pPr>
+        <w:rPr>
+          <w:sz w:val="22"/>
+        </w:rPr>
+      </w:pPr>
+    </w:p>
+    <w:p>
+      <w:pPr>
+        <w:rPr>
+          <w:sz w:val="22"/>
+        </w:rPr>
+      </w:pPr>
+    </w:p>
+    <w:p>
+      <w:pPr>
+        <w:rPr>
+          <w:sz w:val="22"/>
+        </w:rPr>
+      </w:pPr>
+      <w:r>
+        <w:rPr>
+          <w:noProof/>
+        </w:rPr>
+        <w:drawing>
+          <wp:inline distT="0" distB="0" distL="0" distR="0" wp14:anchorId="7892FA37" wp14:editId="56BD8CF7">
+            <wp:extent cx="3818255" cy="4046855"/>
+            <wp:effectExtent l="0" t="0" r="0" b="0"/>
+            <wp:docPr id="1357560196" name="Picture 1" descr="Example of Standard C Library"/>
+            <wp:cNvGraphicFramePr>
+              <a:graphicFrameLocks xmlns:a="http://schemas.openxmlformats.org/drawingml/2006/main" noChangeAspect="1"/>
+            </wp:cNvGraphicFramePr>
+            <a:graphic xmlns:a="http://schemas.openxmlformats.org/drawingml/2006/main">
+              <a:graphicData uri="http://schemas.openxmlformats.org/drawingml/2006/picture">
+                <pic:pic xmlns:pic="http://schemas.openxmlformats.org/drawingml/2006/picture">
+                  <pic:nvPicPr>
+                    <pic:cNvPr id="0" name="Picture 1" descr="Example of Standard C Library"/>
+                    <pic:cNvPicPr>
+                      <a:picLocks noChangeAspect="1" noChangeArrowheads="1"/>
+                    </pic:cNvPicPr>
+                  </pic:nvPicPr>
+                  <pic:blipFill>
+                    <a:blip r:embed="rId14">
+                      <a:extLst>
+                        <a:ext uri="{28A0092B-C50C-407E-A947-70E740481C1C}">
+                          <a14:useLocalDpi xmlns:a14="http://schemas.microsoft.com/office/drawing/2010/main" val="0"/>
+                        </a:ext>
+                      </a:extLst>
+                    </a:blip>
+                    <a:srcRect/>
+                    <a:stretch>
+                      <a:fillRect/>
+                    </a:stretch>
+                  </pic:blipFill>
+                  <pic:spPr bwMode="auto">
+                    <a:xfrm>
+                      <a:off x="0" y="0"/>
+                      <a:ext cx="3818255" cy="4046855"/>
+                    </a:xfrm>
+                    <a:prstGeom prst="rect">
+                      <a:avLst/>
+                    </a:prstGeom>
+                    <a:noFill/>
+                    <a:ln>
+                      <a:noFill/>
+                    </a:ln>
+                  </pic:spPr>
+                </pic:pic>
+              </a:graphicData>
+            </a:graphic>
+          </wp:inline>
+        </w:drawing>
+      </w:r>
+    </w:p>
+    <w:p>
+      <w:pPr>
+        <w:rPr>
+          <w:sz w:val="22"/>
+        </w:rPr>
+      </w:pPr>
+      <w:r>
+        <w:rPr>
+          <w:noProof/>
+        </w:rPr>
+        <w:lastRenderedPageBreak/>
+        <w:drawing>
+          <wp:inline distT="0" distB="0" distL="0" distR="0" wp14:anchorId="43018AE4" wp14:editId="084B1CFA">
+            <wp:extent cx="5274310" cy="4892675"/>
+            <wp:effectExtent l="0" t="0" r="2540" b="3175"/>
+            <wp:docPr id="1811977887" name="Picture 2"/>
+            <wp:cNvGraphicFramePr>
+              <a:graphicFrameLocks xmlns:a="http://schemas.openxmlformats.org/drawingml/2006/main" noChangeAspect="1"/>
+            </wp:cNvGraphicFramePr>
+            <a:graphic xmlns:a="http://schemas.openxmlformats.org/drawingml/2006/main">
+              <a:graphicData uri="http://schemas.openxmlformats.org/drawingml/2006/picture">
+                <pic:pic xmlns:pic="http://schemas.openxmlformats.org/drawingml/2006/picture">
+                  <pic:nvPicPr>
+                    <pic:cNvPr id="0" name="Picture 3"/>
+                    <pic:cNvPicPr>
+                      <a:picLocks noChangeAspect="1" noChangeArrowheads="1"/>
+                    </pic:cNvPicPr>
+                  </pic:nvPicPr>
+                  <pic:blipFill>
+                    <a:blip r:embed="rId15">
+                      <a:extLst>
+                        <a:ext uri="{28A0092B-C50C-407E-A947-70E740481C1C}">
+                          <a14:useLocalDpi xmlns:a14="http://schemas.microsoft.com/office/drawing/2010/main" val="0"/>
+                        </a:ext>
+                      </a:extLst>
+                    </a:blip>
+                    <a:srcRect/>
+                    <a:stretch>
+                      <a:fillRect/>
+                    </a:stretch>
+                  </pic:blipFill>
+                  <pic:spPr bwMode="auto">
+                    <a:xfrm>
+                      <a:off x="0" y="0"/>
+                      <a:ext cx="5274310" cy="4892675"/>
                     </a:xfrm>
                     <a:prstGeom prst="rect">
                       <a:avLst/>
@@ -1292,6 +1412,7 @@
   <w:style w:type="character" w:default="1" w:styleId="DefaultParagraphFont">
     <w:name w:val="Default Paragraph Font"/>
     <w:uiPriority w:val="1"/>
+    <w:semiHidden/>
     <w:unhideWhenUsed/>
   </w:style>
   <w:style w:type="table" w:default="1" w:styleId="TableNormal">

--- a/EOS/EOS_Diagrams.docx
+++ b/EOS/EOS_Diagrams.docx
@@ -179,6 +179,8 @@
           <w:sz w:val="22"/>
         </w:rPr>
       </w:pPr>
+      <w:proofErr w:type="spellStart"/>
+      <w:proofErr w:type="gramStart"/>
       <w:r>
         <w:rPr>
           <w:b/>
@@ -195,7 +197,71 @@
           <w:iCs/>
           <w:sz w:val="22"/>
         </w:rPr>
-        <w:t>The diagram illustrates a livelock scenario in an operating system where two processes (Process A and Process B) are actively trying to perform an action (fork()), but repeatedly fail because the process table is full.</w:t>
+        <w:t>The</w:t>
+      </w:r>
+      <w:proofErr w:type="spellEnd"/>
+      <w:proofErr w:type="gramEnd"/>
+      <w:r>
+        <w:rPr>
+          <w:i/>
+          <w:iCs/>
+          <w:sz w:val="22"/>
+        </w:rPr>
+        <w:t xml:space="preserve"> diagram illustrates a </w:t>
+      </w:r>
+      <w:proofErr w:type="spellStart"/>
+      <w:r>
+        <w:rPr>
+          <w:i/>
+          <w:iCs/>
+          <w:sz w:val="22"/>
+        </w:rPr>
+        <w:t>livelock</w:t>
+      </w:r>
+      <w:proofErr w:type="spellEnd"/>
+      <w:r>
+        <w:rPr>
+          <w:i/>
+          <w:iCs/>
+          <w:sz w:val="22"/>
+        </w:rPr>
+        <w:t xml:space="preserve"> scenario in an operating system where two processes (Process A and Process B) are actively trying to perform an action (</w:t>
+      </w:r>
+      <w:proofErr w:type="gramStart"/>
+      <w:r>
+        <w:rPr>
+          <w:i/>
+          <w:iCs/>
+          <w:sz w:val="22"/>
+        </w:rPr>
+        <w:t>fork(</w:t>
+      </w:r>
+      <w:proofErr w:type="gramEnd"/>
+      <w:r>
+        <w:rPr>
+          <w:i/>
+          <w:iCs/>
+          <w:sz w:val="22"/>
+        </w:rPr>
+        <w:t>)</w:t>
+      </w:r>
+      <w:proofErr w:type="gramStart"/>
+      <w:r>
+        <w:rPr>
+          <w:i/>
+          <w:iCs/>
+          <w:sz w:val="22"/>
+        </w:rPr>
+        <w:t>), but</w:t>
+      </w:r>
+      <w:proofErr w:type="gramEnd"/>
+      <w:r>
+        <w:rPr>
+          <w:i/>
+          <w:iCs/>
+          <w:sz w:val="22"/>
+        </w:rPr>
+        <w:t xml:space="preserve"> repeatedly fail because the process table is full.</w:t>
       </w:r>
     </w:p>
     <w:p>
@@ -490,13 +556,23 @@
           <w:sz w:val="22"/>
         </w:rPr>
       </w:pPr>
+      <w:proofErr w:type="gramStart"/>
       <w:r>
         <w:rPr>
           <w:b/>
           <w:bCs/>
           <w:sz w:val="22"/>
         </w:rPr>
-        <w:t>a CPU burst is a period during which a process or program demands and actively utilizes the Central Processing Unit (CPU) for computation</w:t>
+        <w:t>a CPU</w:t>
+      </w:r>
+      <w:proofErr w:type="gramEnd"/>
+      <w:r>
+        <w:rPr>
+          <w:b/>
+          <w:bCs/>
+          <w:sz w:val="22"/>
+        </w:rPr>
+        <w:t xml:space="preserve"> burst is a period during which a process or program demands and actively utilizes the Central Processing Unit (CPU) for computation</w:t>
       </w:r>
       <w:r>
         <w:rPr>
@@ -712,6 +788,59 @@
         </w:rPr>
         <w:lastRenderedPageBreak/>
         <w:drawing>
+          <wp:inline distT="0" distB="0" distL="0" distR="0" wp14:anchorId="74CF2A0C" wp14:editId="698108A0">
+            <wp:extent cx="2400300" cy="4173855"/>
+            <wp:effectExtent l="0" t="0" r="0" b="0"/>
+            <wp:docPr id="1201072328" name="Picture 4"/>
+            <wp:cNvGraphicFramePr>
+              <a:graphicFrameLocks xmlns:a="http://schemas.openxmlformats.org/drawingml/2006/main" noChangeAspect="1"/>
+            </wp:cNvGraphicFramePr>
+            <a:graphic xmlns:a="http://schemas.openxmlformats.org/drawingml/2006/main">
+              <a:graphicData uri="http://schemas.openxmlformats.org/drawingml/2006/picture">
+                <pic:pic xmlns:pic="http://schemas.openxmlformats.org/drawingml/2006/picture">
+                  <pic:nvPicPr>
+                    <pic:cNvPr id="0" name="Picture 7"/>
+                    <pic:cNvPicPr>
+                      <a:picLocks noChangeAspect="1" noChangeArrowheads="1"/>
+                    </pic:cNvPicPr>
+                  </pic:nvPicPr>
+                  <pic:blipFill>
+                    <a:blip r:embed="rId15">
+                      <a:extLst>
+                        <a:ext uri="{28A0092B-C50C-407E-A947-70E740481C1C}">
+                          <a14:useLocalDpi xmlns:a14="http://schemas.microsoft.com/office/drawing/2010/main" val="0"/>
+                        </a:ext>
+                      </a:extLst>
+                    </a:blip>
+                    <a:srcRect/>
+                    <a:stretch>
+                      <a:fillRect/>
+                    </a:stretch>
+                  </pic:blipFill>
+                  <pic:spPr bwMode="auto">
+                    <a:xfrm>
+                      <a:off x="0" y="0"/>
+                      <a:ext cx="2400300" cy="4173855"/>
+                    </a:xfrm>
+                    <a:prstGeom prst="rect">
+                      <a:avLst/>
+                    </a:prstGeom>
+                    <a:noFill/>
+                    <a:ln>
+                      <a:noFill/>
+                    </a:ln>
+                  </pic:spPr>
+                </pic:pic>
+              </a:graphicData>
+            </a:graphic>
+          </wp:inline>
+        </w:drawing>
+      </w:r>
+      <w:r>
+        <w:rPr>
+          <w:noProof/>
+        </w:rPr>
+        <w:drawing>
           <wp:inline distT="0" distB="0" distL="0" distR="0" wp14:anchorId="43018AE4" wp14:editId="084B1CFA">
             <wp:extent cx="5274310" cy="4892675"/>
             <wp:effectExtent l="0" t="0" r="2540" b="3175"/>
@@ -729,7 +858,7 @@
                     </pic:cNvPicPr>
                   </pic:nvPicPr>
                   <pic:blipFill>
-                    <a:blip r:embed="rId15">
+                    <a:blip r:embed="rId16">
                       <a:extLst>
                         <a:ext uri="{28A0092B-C50C-407E-A947-70E740481C1C}">
                           <a14:useLocalDpi xmlns:a14="http://schemas.microsoft.com/office/drawing/2010/main" val="0"/>

--- a/EOS/EOS_Diagrams.docx
+++ b/EOS/EOS_Diagrams.docx
@@ -29,7 +29,7 @@
                     <pic:cNvPicPr/>
                   </pic:nvPicPr>
                   <pic:blipFill>
-                    <a:blip r:embed="rId6"/>
+                    <a:blip r:embed="rId7"/>
                     <a:stretch>
                       <a:fillRect/>
                     </a:stretch>
@@ -78,7 +78,7 @@
                     </pic:cNvPicPr>
                   </pic:nvPicPr>
                   <pic:blipFill>
-                    <a:blip r:embed="rId7">
+                    <a:blip r:embed="rId8">
                       <a:extLst>
                         <a:ext uri="{28A0092B-C50C-407E-A947-70E740481C1C}">
                           <a14:useLocalDpi xmlns:a14="http://schemas.microsoft.com/office/drawing/2010/main" val="0"/>
@@ -139,7 +139,7 @@
                     </pic:cNvPicPr>
                   </pic:nvPicPr>
                   <pic:blipFill>
-                    <a:blip r:embed="rId8">
+                    <a:blip r:embed="rId9">
                       <a:extLst>
                         <a:ext uri="{28A0092B-C50C-407E-A947-70E740481C1C}">
                           <a14:useLocalDpi xmlns:a14="http://schemas.microsoft.com/office/drawing/2010/main" val="0"/>
@@ -179,8 +179,6 @@
           <w:sz w:val="22"/>
         </w:rPr>
       </w:pPr>
-      <w:proofErr w:type="spellStart"/>
-      <w:proofErr w:type="gramStart"/>
       <w:r>
         <w:rPr>
           <w:b/>
@@ -197,71 +195,7 @@
           <w:iCs/>
           <w:sz w:val="22"/>
         </w:rPr>
-        <w:t>The</w:t>
-      </w:r>
-      <w:proofErr w:type="spellEnd"/>
-      <w:proofErr w:type="gramEnd"/>
-      <w:r>
-        <w:rPr>
-          <w:i/>
-          <w:iCs/>
-          <w:sz w:val="22"/>
-        </w:rPr>
-        <w:t xml:space="preserve"> diagram illustrates a </w:t>
-      </w:r>
-      <w:proofErr w:type="spellStart"/>
-      <w:r>
-        <w:rPr>
-          <w:i/>
-          <w:iCs/>
-          <w:sz w:val="22"/>
-        </w:rPr>
-        <w:t>livelock</w:t>
-      </w:r>
-      <w:proofErr w:type="spellEnd"/>
-      <w:r>
-        <w:rPr>
-          <w:i/>
-          <w:iCs/>
-          <w:sz w:val="22"/>
-        </w:rPr>
-        <w:t xml:space="preserve"> scenario in an operating system where two processes (Process A and Process B) are actively trying to perform an action (</w:t>
-      </w:r>
-      <w:proofErr w:type="gramStart"/>
-      <w:r>
-        <w:rPr>
-          <w:i/>
-          <w:iCs/>
-          <w:sz w:val="22"/>
-        </w:rPr>
-        <w:t>fork(</w:t>
-      </w:r>
-      <w:proofErr w:type="gramEnd"/>
-      <w:r>
-        <w:rPr>
-          <w:i/>
-          <w:iCs/>
-          <w:sz w:val="22"/>
-        </w:rPr>
-        <w:t>)</w:t>
-      </w:r>
-      <w:proofErr w:type="gramStart"/>
-      <w:r>
-        <w:rPr>
-          <w:i/>
-          <w:iCs/>
-          <w:sz w:val="22"/>
-        </w:rPr>
-        <w:t>), but</w:t>
-      </w:r>
-      <w:proofErr w:type="gramEnd"/>
-      <w:r>
-        <w:rPr>
-          <w:i/>
-          <w:iCs/>
-          <w:sz w:val="22"/>
-        </w:rPr>
-        <w:t xml:space="preserve"> repeatedly fail because the process table is full.</w:t>
+        <w:t>The diagram illustrates a livelock scenario in an operating system where two processes (Process A and Process B) are actively trying to perform an action (fork()), but repeatedly fail because the process table is full.</w:t>
       </w:r>
     </w:p>
     <w:p>
@@ -304,7 +238,7 @@
                     </pic:cNvPicPr>
                   </pic:nvPicPr>
                   <pic:blipFill>
-                    <a:blip r:embed="rId9">
+                    <a:blip r:embed="rId10">
                       <a:extLst>
                         <a:ext uri="{28A0092B-C50C-407E-A947-70E740481C1C}">
                           <a14:useLocalDpi xmlns:a14="http://schemas.microsoft.com/office/drawing/2010/main" val="0"/>
@@ -442,7 +376,7 @@
                     </pic:cNvPicPr>
                   </pic:nvPicPr>
                   <pic:blipFill>
-                    <a:blip r:embed="rId10">
+                    <a:blip r:embed="rId11">
                       <a:extLst>
                         <a:ext uri="{28A0092B-C50C-407E-A947-70E740481C1C}">
                           <a14:useLocalDpi xmlns:a14="http://schemas.microsoft.com/office/drawing/2010/main" val="0"/>
@@ -503,7 +437,7 @@
                     </pic:cNvPicPr>
                   </pic:nvPicPr>
                   <pic:blipFill>
-                    <a:blip r:embed="rId11">
+                    <a:blip r:embed="rId12">
                       <a:extLst>
                         <a:ext uri="{28A0092B-C50C-407E-A947-70E740481C1C}">
                           <a14:useLocalDpi xmlns:a14="http://schemas.microsoft.com/office/drawing/2010/main" val="0"/>
@@ -556,23 +490,13 @@
           <w:sz w:val="22"/>
         </w:rPr>
       </w:pPr>
-      <w:proofErr w:type="gramStart"/>
       <w:r>
         <w:rPr>
           <w:b/>
           <w:bCs/>
           <w:sz w:val="22"/>
         </w:rPr>
-        <w:t>a CPU</w:t>
-      </w:r>
-      <w:proofErr w:type="gramEnd"/>
-      <w:r>
-        <w:rPr>
-          <w:b/>
-          <w:bCs/>
-          <w:sz w:val="22"/>
-        </w:rPr>
-        <w:t xml:space="preserve"> burst is a period during which a process or program demands and actively utilizes the Central Processing Unit (CPU) for computation</w:t>
+        <w:t>a CPU burst is a period during which a process or program demands and actively utilizes the Central Processing Unit (CPU) for computation</w:t>
       </w:r>
       <w:r>
         <w:rPr>
@@ -609,7 +533,7 @@
                     </pic:cNvPicPr>
                   </pic:nvPicPr>
                   <pic:blipFill>
-                    <a:blip r:embed="rId12">
+                    <a:blip r:embed="rId13">
                       <a:extLst>
                         <a:ext uri="{28A0092B-C50C-407E-A947-70E740481C1C}">
                           <a14:useLocalDpi xmlns:a14="http://schemas.microsoft.com/office/drawing/2010/main" val="0"/>
@@ -670,7 +594,7 @@
                     </pic:cNvPicPr>
                   </pic:nvPicPr>
                   <pic:blipFill>
-                    <a:blip r:embed="rId13">
+                    <a:blip r:embed="rId14">
                       <a:extLst>
                         <a:ext uri="{28A0092B-C50C-407E-A947-70E740481C1C}">
                           <a14:useLocalDpi xmlns:a14="http://schemas.microsoft.com/office/drawing/2010/main" val="0"/>
@@ -744,7 +668,7 @@
                     </pic:cNvPicPr>
                   </pic:nvPicPr>
                   <pic:blipFill>
-                    <a:blip r:embed="rId14">
+                    <a:blip r:embed="rId15">
                       <a:extLst>
                         <a:ext uri="{28A0092B-C50C-407E-A947-70E740481C1C}">
                           <a14:useLocalDpi xmlns:a14="http://schemas.microsoft.com/office/drawing/2010/main" val="0"/>
@@ -805,7 +729,7 @@
                     </pic:cNvPicPr>
                   </pic:nvPicPr>
                   <pic:blipFill>
-                    <a:blip r:embed="rId15">
+                    <a:blip r:embed="rId16">
                       <a:extLst>
                         <a:ext uri="{28A0092B-C50C-407E-A947-70E740481C1C}">
                           <a14:useLocalDpi xmlns:a14="http://schemas.microsoft.com/office/drawing/2010/main" val="0"/>
@@ -858,7 +782,7 @@
                     </pic:cNvPicPr>
                   </pic:nvPicPr>
                   <pic:blipFill>
-                    <a:blip r:embed="rId16">
+                    <a:blip r:embed="rId17">
                       <a:extLst>
                         <a:ext uri="{28A0092B-C50C-407E-A947-70E740481C1C}">
                           <a14:useLocalDpi xmlns:a14="http://schemas.microsoft.com/office/drawing/2010/main" val="0"/>
@@ -890,6 +814,474 @@
         </w:drawing>
       </w:r>
     </w:p>
+    <w:p>
+      <w:pPr>
+        <w:rPr>
+          <w:sz w:val="22"/>
+        </w:rPr>
+      </w:pPr>
+      <w:r>
+        <w:rPr>
+          <w:noProof/>
+        </w:rPr>
+        <w:lastRenderedPageBreak/>
+        <w:drawing>
+          <wp:inline distT="0" distB="0" distL="0" distR="0" wp14:anchorId="7BD319BE" wp14:editId="76EDA96A">
+            <wp:extent cx="4342977" cy="2759447"/>
+            <wp:effectExtent l="0" t="0" r="635" b="3175"/>
+            <wp:docPr id="1256994523" name="Picture 1"/>
+            <wp:cNvGraphicFramePr>
+              <a:graphicFrameLocks xmlns:a="http://schemas.openxmlformats.org/drawingml/2006/main" noChangeAspect="1"/>
+            </wp:cNvGraphicFramePr>
+            <a:graphic xmlns:a="http://schemas.openxmlformats.org/drawingml/2006/main">
+              <a:graphicData uri="http://schemas.openxmlformats.org/drawingml/2006/picture">
+                <pic:pic xmlns:pic="http://schemas.openxmlformats.org/drawingml/2006/picture">
+                  <pic:nvPicPr>
+                    <pic:cNvPr id="0" name="Picture 1"/>
+                    <pic:cNvPicPr>
+                      <a:picLocks noChangeAspect="1" noChangeArrowheads="1"/>
+                    </pic:cNvPicPr>
+                  </pic:nvPicPr>
+                  <pic:blipFill rotWithShape="1">
+                    <a:blip r:embed="rId18">
+                      <a:extLst>
+                        <a:ext uri="{28A0092B-C50C-407E-A947-70E740481C1C}">
+                          <a14:useLocalDpi xmlns:a14="http://schemas.microsoft.com/office/drawing/2010/main" val="0"/>
+                        </a:ext>
+                      </a:extLst>
+                    </a:blip>
+                    <a:srcRect l="1767" t="15730" r="15870" b="14499"/>
+                    <a:stretch>
+                      <a:fillRect/>
+                    </a:stretch>
+                  </pic:blipFill>
+                  <pic:spPr bwMode="auto">
+                    <a:xfrm>
+                      <a:off x="0" y="0"/>
+                      <a:ext cx="4344059" cy="2760134"/>
+                    </a:xfrm>
+                    <a:prstGeom prst="rect">
+                      <a:avLst/>
+                    </a:prstGeom>
+                    <a:noFill/>
+                    <a:ln>
+                      <a:noFill/>
+                    </a:ln>
+                    <a:extLst>
+                      <a:ext uri="{53640926-AAD7-44D8-BBD7-CCE9431645EC}">
+                        <a14:shadowObscured xmlns:a14="http://schemas.microsoft.com/office/drawing/2010/main"/>
+                      </a:ext>
+                    </a:extLst>
+                  </pic:spPr>
+                </pic:pic>
+              </a:graphicData>
+            </a:graphic>
+          </wp:inline>
+        </w:drawing>
+      </w:r>
+    </w:p>
+    <w:p>
+      <w:pPr>
+        <w:rPr>
+          <w:sz w:val="22"/>
+        </w:rPr>
+      </w:pPr>
+      <w:r>
+        <w:rPr>
+          <w:sz w:val="22"/>
+        </w:rPr>
+        <w:t>Buddy Allocation System divides a large memory block into smaller power-of-two blocks called buddies to satisfy a request. If needed, a block keeps splitting until the required size is reached. When freed, buddies can merge back into larger blocks, making memory reuse efficient.</w:t>
+      </w:r>
+    </w:p>
+    <w:p>
+      <w:pPr>
+        <w:rPr>
+          <w:sz w:val="22"/>
+        </w:rPr>
+      </w:pPr>
+      <w:r>
+        <w:rPr>
+          <w:i/>
+          <w:iCs/>
+          <w:sz w:val="22"/>
+        </w:rPr>
+        <w:t>Example -</w:t>
+      </w:r>
+      <w:r>
+        <w:rPr>
+          <w:sz w:val="22"/>
+        </w:rPr>
+        <w:t xml:space="preserve"> If the request of 25Kb is made then block of size 32Kb is allocated.</w:t>
+      </w:r>
+    </w:p>
+    <w:p>
+      <w:pPr>
+        <w:shd w:val="clear" w:color="auto" w:fill="FFFFFF"/>
+        <w:spacing w:after="0" w:line="240" w:lineRule="auto"/>
+        <w:textAlignment w:val="baseline"/>
+        <w:rPr>
+          <w:rFonts w:ascii="Nunito" w:eastAsia="Times New Roman" w:hAnsi="Nunito" w:cs="Times New Roman"/>
+          <w:color w:val="273239"/>
+          <w:spacing w:val="2"/>
+          <w:kern w:val="0"/>
+          <w:sz w:val="27"/>
+          <w:szCs w:val="27"/>
+        </w:rPr>
+      </w:pPr>
+      <w:r>
+        <w:rPr>
+          <w:rFonts w:ascii="Nunito" w:eastAsia="Times New Roman" w:hAnsi="Nunito" w:cs="Times New Roman"/>
+          <w:b/>
+          <w:bCs/>
+          <w:color w:val="273239"/>
+          <w:spacing w:val="2"/>
+          <w:kern w:val="0"/>
+          <w:sz w:val="27"/>
+          <w:szCs w:val="27"/>
+          <w:bdr w:val="none" w:sz="0" w:space="0" w:color="auto" w:frame="1"/>
+        </w:rPr>
+        <w:t xml:space="preserve">Slab </w:t>
+      </w:r>
+      <w:r>
+        <w:rPr>
+          <w:rFonts w:ascii="Nunito" w:eastAsia="Times New Roman" w:hAnsi="Nunito" w:cs="Times New Roman"/>
+          <w:b/>
+          <w:bCs/>
+          <w:color w:val="273239"/>
+          <w:spacing w:val="2"/>
+          <w:kern w:val="0"/>
+          <w:sz w:val="27"/>
+          <w:szCs w:val="27"/>
+          <w:bdr w:val="none" w:sz="0" w:space="0" w:color="auto" w:frame="1"/>
+        </w:rPr>
+        <w:t>Allocation</w:t>
+      </w:r>
+      <w:r>
+        <w:rPr>
+          <w:rFonts w:ascii="Nunito" w:eastAsia="Times New Roman" w:hAnsi="Nunito" w:cs="Times New Roman"/>
+          <w:b/>
+          <w:bCs/>
+          <w:color w:val="273239"/>
+          <w:spacing w:val="2"/>
+          <w:kern w:val="0"/>
+          <w:sz w:val="27"/>
+          <w:szCs w:val="27"/>
+          <w:bdr w:val="none" w:sz="0" w:space="0" w:color="auto" w:frame="1"/>
+        </w:rPr>
+        <w:t>-</w:t>
+      </w:r>
+      <w:r>
+        <w:rPr>
+          <w:rFonts w:ascii="Nunito" w:eastAsia="Times New Roman" w:hAnsi="Nunito" w:cs="Times New Roman"/>
+          <w:color w:val="273239"/>
+          <w:spacing w:val="2"/>
+          <w:kern w:val="0"/>
+          <w:sz w:val="27"/>
+          <w:szCs w:val="27"/>
+        </w:rPr>
+        <w:t xml:space="preserve"> A slab is made up of one or more physically contiguous pages. The slab is the actual container of data associated with objects of the specific kind of the containing cache.</w:t>
+      </w:r>
+    </w:p>
+    <w:p>
+      <w:pPr>
+        <w:shd w:val="clear" w:color="auto" w:fill="FFFFFF"/>
+        <w:spacing w:after="0" w:line="240" w:lineRule="auto"/>
+        <w:textAlignment w:val="baseline"/>
+        <w:rPr>
+          <w:rFonts w:ascii="Nunito" w:eastAsia="Times New Roman" w:hAnsi="Nunito" w:cs="Times New Roman"/>
+          <w:color w:val="273239"/>
+          <w:spacing w:val="2"/>
+          <w:kern w:val="0"/>
+          <w:sz w:val="27"/>
+          <w:szCs w:val="27"/>
+        </w:rPr>
+      </w:pPr>
+      <w:r>
+        <w:rPr>
+          <w:rFonts w:ascii="Nunito" w:eastAsia="Times New Roman" w:hAnsi="Nunito" w:cs="Times New Roman"/>
+          <w:b/>
+          <w:bCs/>
+          <w:color w:val="273239"/>
+          <w:spacing w:val="2"/>
+          <w:kern w:val="0"/>
+          <w:sz w:val="27"/>
+          <w:szCs w:val="27"/>
+          <w:bdr w:val="none" w:sz="0" w:space="0" w:color="auto" w:frame="1"/>
+        </w:rPr>
+        <w:t>Cache -</w:t>
+      </w:r>
+      <w:r>
+        <w:rPr>
+          <w:rFonts w:ascii="Nunito" w:eastAsia="Times New Roman" w:hAnsi="Nunito" w:cs="Times New Roman"/>
+          <w:color w:val="273239"/>
+          <w:spacing w:val="2"/>
+          <w:kern w:val="0"/>
+          <w:sz w:val="27"/>
+          <w:szCs w:val="27"/>
+        </w:rPr>
+        <w:t xml:space="preserve"> Cache is a software structure that stores pre-allocated kernel objects of the same type for reuse.</w:t>
+      </w:r>
+    </w:p>
+    <w:p>
+      <w:pPr>
+        <w:rPr>
+          <w:sz w:val="22"/>
+        </w:rPr>
+      </w:pPr>
+    </w:p>
+    <w:p>
+      <w:pPr>
+        <w:rPr>
+          <w:sz w:val="22"/>
+        </w:rPr>
+      </w:pPr>
+    </w:p>
+    <w:p>
+      <w:pPr>
+        <w:rPr>
+          <w:sz w:val="22"/>
+        </w:rPr>
+      </w:pPr>
+      <w:r>
+        <w:rPr>
+          <w:noProof/>
+          <w:sz w:val="22"/>
+        </w:rPr>
+        <w:lastRenderedPageBreak/>
+        <w:drawing>
+          <wp:inline distT="0" distB="0" distL="0" distR="0" wp14:anchorId="43343A3B" wp14:editId="32A540C6">
+            <wp:extent cx="5274310" cy="3881096"/>
+            <wp:effectExtent l="0" t="0" r="2540" b="5715"/>
+            <wp:docPr id="1221999867" name="Picture 1"/>
+            <wp:cNvGraphicFramePr>
+              <a:graphicFrameLocks xmlns:a="http://schemas.openxmlformats.org/drawingml/2006/main" noChangeAspect="1"/>
+            </wp:cNvGraphicFramePr>
+            <a:graphic xmlns:a="http://schemas.openxmlformats.org/drawingml/2006/main">
+              <a:graphicData uri="http://schemas.openxmlformats.org/drawingml/2006/picture">
+                <pic:pic xmlns:pic="http://schemas.openxmlformats.org/drawingml/2006/picture">
+                  <pic:nvPicPr>
+                    <pic:cNvPr id="0" name="Picture 2"/>
+                    <pic:cNvPicPr>
+                      <a:picLocks noChangeAspect="1" noChangeArrowheads="1"/>
+                    </pic:cNvPicPr>
+                  </pic:nvPicPr>
+                  <pic:blipFill>
+                    <a:blip r:embed="rId19">
+                      <a:extLst>
+                        <a:ext uri="{28A0092B-C50C-407E-A947-70E740481C1C}">
+                          <a14:useLocalDpi xmlns:a14="http://schemas.microsoft.com/office/drawing/2010/main" val="0"/>
+                        </a:ext>
+                      </a:extLst>
+                    </a:blip>
+                    <a:srcRect/>
+                    <a:stretch>
+                      <a:fillRect/>
+                    </a:stretch>
+                  </pic:blipFill>
+                  <pic:spPr bwMode="auto">
+                    <a:xfrm>
+                      <a:off x="0" y="0"/>
+                      <a:ext cx="5274310" cy="3881096"/>
+                    </a:xfrm>
+                    <a:prstGeom prst="rect">
+                      <a:avLst/>
+                    </a:prstGeom>
+                    <a:noFill/>
+                  </pic:spPr>
+                </pic:pic>
+              </a:graphicData>
+            </a:graphic>
+          </wp:inline>
+        </w:drawing>
+      </w:r>
+    </w:p>
+    <w:p>
+      <w:pPr>
+        <w:rPr>
+          <w:sz w:val="22"/>
+        </w:rPr>
+      </w:pPr>
+      <w:r>
+        <w:rPr>
+          <w:sz w:val="22"/>
+        </w:rPr>
+        <w:drawing>
+          <wp:inline distT="0" distB="0" distL="0" distR="0" wp14:anchorId="201304E3" wp14:editId="760415BF">
+            <wp:extent cx="5274310" cy="3067685"/>
+            <wp:effectExtent l="0" t="0" r="2540" b="0"/>
+            <wp:docPr id="312660226" name="Picture 3" descr="How The Kernel Manages Your Memory | Many But Finite"/>
+            <wp:cNvGraphicFramePr>
+              <a:graphicFrameLocks xmlns:a="http://schemas.openxmlformats.org/drawingml/2006/main" noChangeAspect="1"/>
+            </wp:cNvGraphicFramePr>
+            <a:graphic xmlns:a="http://schemas.openxmlformats.org/drawingml/2006/main">
+              <a:graphicData uri="http://schemas.openxmlformats.org/drawingml/2006/picture">
+                <pic:pic xmlns:pic="http://schemas.openxmlformats.org/drawingml/2006/picture">
+                  <pic:nvPicPr>
+                    <pic:cNvPr id="0" name="Picture 7" descr="How The Kernel Manages Your Memory | Many But Finite"/>
+                    <pic:cNvPicPr>
+                      <a:picLocks noChangeAspect="1" noChangeArrowheads="1"/>
+                    </pic:cNvPicPr>
+                  </pic:nvPicPr>
+                  <pic:blipFill>
+                    <a:blip r:embed="rId20">
+                      <a:extLst>
+                        <a:ext uri="{28A0092B-C50C-407E-A947-70E740481C1C}">
+                          <a14:useLocalDpi xmlns:a14="http://schemas.microsoft.com/office/drawing/2010/main" val="0"/>
+                        </a:ext>
+                      </a:extLst>
+                    </a:blip>
+                    <a:srcRect/>
+                    <a:stretch>
+                      <a:fillRect/>
+                    </a:stretch>
+                  </pic:blipFill>
+                  <pic:spPr bwMode="auto">
+                    <a:xfrm>
+                      <a:off x="0" y="0"/>
+                      <a:ext cx="5274310" cy="3067685"/>
+                    </a:xfrm>
+                    <a:prstGeom prst="rect">
+                      <a:avLst/>
+                    </a:prstGeom>
+                    <a:noFill/>
+                    <a:ln>
+                      <a:noFill/>
+                    </a:ln>
+                  </pic:spPr>
+                </pic:pic>
+              </a:graphicData>
+            </a:graphic>
+          </wp:inline>
+        </w:drawing>
+      </w:r>
+      <w:r>
+        <w:rPr>
+          <w:sz w:val="22"/>
+        </w:rPr>
+        <w:t xml:space="preserve"> </w:t>
+      </w:r>
+    </w:p>
+    <w:p>
+      <w:pPr>
+        <w:rPr>
+          <w:sz w:val="22"/>
+        </w:rPr>
+      </w:pPr>
+      <w:r>
+        <w:rPr>
+          <w:noProof/>
+        </w:rPr>
+        <w:lastRenderedPageBreak/>
+        <w:drawing>
+          <wp:inline distT="0" distB="0" distL="0" distR="0" wp14:anchorId="6BD0244C" wp14:editId="7975E0CC">
+            <wp:extent cx="5274310" cy="3123565"/>
+            <wp:effectExtent l="0" t="0" r="2540" b="635"/>
+            <wp:docPr id="1402569302" name="Picture 4" descr="Memory Subsystem and Data Types in the Linux Kernel - Praktikum Kernel  Programming"/>
+            <wp:cNvGraphicFramePr>
+              <a:graphicFrameLocks xmlns:a="http://schemas.openxmlformats.org/drawingml/2006/main" noChangeAspect="1"/>
+            </wp:cNvGraphicFramePr>
+            <a:graphic xmlns:a="http://schemas.openxmlformats.org/drawingml/2006/main">
+              <a:graphicData uri="http://schemas.openxmlformats.org/drawingml/2006/picture">
+                <pic:pic xmlns:pic="http://schemas.openxmlformats.org/drawingml/2006/picture">
+                  <pic:nvPicPr>
+                    <pic:cNvPr id="0" name="Picture 9" descr="Memory Subsystem and Data Types in the Linux Kernel - Praktikum Kernel  Programming"/>
+                    <pic:cNvPicPr>
+                      <a:picLocks noChangeAspect="1" noChangeArrowheads="1"/>
+                    </pic:cNvPicPr>
+                  </pic:nvPicPr>
+                  <pic:blipFill>
+                    <a:blip r:embed="rId21">
+                      <a:extLst>
+                        <a:ext uri="{28A0092B-C50C-407E-A947-70E740481C1C}">
+                          <a14:useLocalDpi xmlns:a14="http://schemas.microsoft.com/office/drawing/2010/main" val="0"/>
+                        </a:ext>
+                      </a:extLst>
+                    </a:blip>
+                    <a:srcRect/>
+                    <a:stretch>
+                      <a:fillRect/>
+                    </a:stretch>
+                  </pic:blipFill>
+                  <pic:spPr bwMode="auto">
+                    <a:xfrm>
+                      <a:off x="0" y="0"/>
+                      <a:ext cx="5274310" cy="3123565"/>
+                    </a:xfrm>
+                    <a:prstGeom prst="rect">
+                      <a:avLst/>
+                    </a:prstGeom>
+                    <a:noFill/>
+                    <a:ln>
+                      <a:noFill/>
+                    </a:ln>
+                  </pic:spPr>
+                </pic:pic>
+              </a:graphicData>
+            </a:graphic>
+          </wp:inline>
+        </w:drawing>
+      </w:r>
+    </w:p>
+    <w:p>
+      <w:pPr>
+        <w:rPr>
+          <w:sz w:val="22"/>
+        </w:rPr>
+      </w:pPr>
+      <w:r>
+        <w:rPr>
+          <w:noProof/>
+        </w:rPr>
+        <w:drawing>
+          <wp:inline distT="0" distB="0" distL="0" distR="0" wp14:anchorId="74344793" wp14:editId="733A18A1">
+            <wp:extent cx="5274310" cy="3620135"/>
+            <wp:effectExtent l="0" t="0" r="2540" b="0"/>
+            <wp:docPr id="1010462692" name="Picture 5"/>
+            <wp:cNvGraphicFramePr>
+              <a:graphicFrameLocks xmlns:a="http://schemas.openxmlformats.org/drawingml/2006/main" noChangeAspect="1"/>
+            </wp:cNvGraphicFramePr>
+            <a:graphic xmlns:a="http://schemas.openxmlformats.org/drawingml/2006/main">
+              <a:graphicData uri="http://schemas.openxmlformats.org/drawingml/2006/picture">
+                <pic:pic xmlns:pic="http://schemas.openxmlformats.org/drawingml/2006/picture">
+                  <pic:nvPicPr>
+                    <pic:cNvPr id="0" name="Picture 11"/>
+                    <pic:cNvPicPr>
+                      <a:picLocks noChangeAspect="1" noChangeArrowheads="1"/>
+                    </pic:cNvPicPr>
+                  </pic:nvPicPr>
+                  <pic:blipFill>
+                    <a:blip r:embed="rId22">
+                      <a:extLst>
+                        <a:ext uri="{28A0092B-C50C-407E-A947-70E740481C1C}">
+                          <a14:useLocalDpi xmlns:a14="http://schemas.microsoft.com/office/drawing/2010/main" val="0"/>
+                        </a:ext>
+                      </a:extLst>
+                    </a:blip>
+                    <a:srcRect/>
+                    <a:stretch>
+                      <a:fillRect/>
+                    </a:stretch>
+                  </pic:blipFill>
+                  <pic:spPr bwMode="auto">
+                    <a:xfrm>
+                      <a:off x="0" y="0"/>
+                      <a:ext cx="5274310" cy="3620135"/>
+                    </a:xfrm>
+                    <a:prstGeom prst="rect">
+                      <a:avLst/>
+                    </a:prstGeom>
+                    <a:noFill/>
+                    <a:ln>
+                      <a:noFill/>
+                    </a:ln>
+                  </pic:spPr>
+                </pic:pic>
+              </a:graphicData>
+            </a:graphic>
+          </wp:inline>
+        </w:drawing>
+      </w:r>
+    </w:p>
     <w:sectPr>
       <w:pgSz w:w="11906" w:h="16838"/>
       <w:pgMar w:top="1440" w:right="1800" w:bottom="426" w:left="1800" w:header="851" w:footer="992" w:gutter="0"/>
@@ -936,6 +1328,333 @@
     </w:p>
   </w:footnote>
 </w:footnotes>
+</file>
+
+<file path=word/numbering.xml><?xml version="1.0" encoding="utf-8"?>
+<w:numbering xmlns:wpc="http://schemas.microsoft.com/office/word/2010/wordprocessingCanvas" xmlns:cx="http://schemas.microsoft.com/office/drawing/2014/chartex" xmlns:cx1="http://schemas.microsoft.com/office/drawing/2015/9/8/chartex" xmlns:cx2="http://schemas.microsoft.com/office/drawing/2015/10/21/chartex" xmlns:cx3="http://schemas.microsoft.com/office/drawing/2016/5/9/chartex" xmlns:cx4="http://schemas.microsoft.com/office/drawing/2016/5/10/chartex" xmlns:cx5="http://schemas.microsoft.com/office/drawing/2016/5/11/chartex" xmlns:cx6="http://schemas.microsoft.com/office/drawing/2016/5/12/chartex" xmlns:cx7="http://schemas.microsoft.com/office/drawing/2016/5/13/chartex" xmlns:cx8="http://schemas.microsoft.com/office/drawing/2016/5/14/chartex" xmlns:mc="http://schemas.openxmlformats.org/markup-compatibility/2006" xmlns:aink="http://schemas.microsoft.com/office/drawing/2016/ink" xmlns:am3d="http://schemas.microsoft.com/office/drawing/2017/model3d" xmlns:o="urn:schemas-microsoft-com:office:office" xmlns:oel="http://schemas.microsoft.com/office/2019/extlst" xmlns:r="http://schemas.openxmlformats.org/officeDocument/2006/relationships" xmlns:m="http://schemas.openxmlformats.org/officeDocument/2006/math" xmlns:v="urn:schemas-microsoft-com:vml" xmlns:wp14="http://schemas.microsoft.com/office/word/2010/wordprocessingDrawing" xmlns:wp="http://schemas.openxmlformats.org/drawingml/2006/wordprocessingDrawing" xmlns:w10="urn:schemas-microsoft-com:office:word" xmlns:w="http://schemas.openxmlformats.org/wordprocessingml/2006/main" xmlns:w14="http://schemas.microsoft.com/office/word/2010/wordml" xmlns:w15="http://schemas.microsoft.com/office/word/2012/wordml" xmlns:w16cex="http://schemas.microsoft.com/office/word/2018/wordml/cex" xmlns:w16cid="http://schemas.microsoft.com/office/word/2016/wordml/cid" xmlns:w16="http://schemas.microsoft.com/office/word/2018/wordml" xmlns:w16du="http://schemas.microsoft.com/office/word/2023/wordml/word16du" xmlns:w16sdtdh="http://schemas.microsoft.com/office/word/2020/wordml/sdtdatahash" xmlns:w16sdtfl="http://schemas.microsoft.com/office/word/2024/wordml/sdtformatlock" xmlns:w16se="http://schemas.microsoft.com/office/word/2015/wordml/symex" xmlns:wpg="http://schemas.microsoft.com/office/word/2010/wordprocessingGroup" xmlns:wpi="http://schemas.microsoft.com/office/word/2010/wordprocessingInk" xmlns:wne="http://schemas.microsoft.com/office/word/2006/wordml" xmlns:wps="http://schemas.microsoft.com/office/word/2010/wordprocessingShape" mc:Ignorable="w14 w15 w16se w16cid w16 w16cex w16sdtdh w16sdtfl w16du wp14">
+  <w:abstractNum w:abstractNumId="0" w15:restartNumberingAfterBreak="0">
+    <w:nsid w:val="12D11A52"/>
+    <w:multiLevelType w:val="multilevel"/>
+    <w:tmpl w:val="C5F0323E"/>
+    <w:lvl w:ilvl="0">
+      <w:start w:val="1"/>
+      <w:numFmt w:val="bullet"/>
+      <w:lvlText w:val=""/>
+      <w:lvlJc w:val="left"/>
+      <w:pPr>
+        <w:tabs>
+          <w:tab w:val="num" w:pos="720"/>
+        </w:tabs>
+        <w:ind w:left="720" w:hanging="360"/>
+      </w:pPr>
+      <w:rPr>
+        <w:rFonts w:ascii="Symbol" w:hAnsi="Symbol" w:hint="default"/>
+        <w:sz w:val="20"/>
+      </w:rPr>
+    </w:lvl>
+    <w:lvl w:ilvl="1" w:tentative="1">
+      <w:start w:val="1"/>
+      <w:numFmt w:val="bullet"/>
+      <w:lvlText w:val=""/>
+      <w:lvlJc w:val="left"/>
+      <w:pPr>
+        <w:tabs>
+          <w:tab w:val="num" w:pos="1440"/>
+        </w:tabs>
+        <w:ind w:left="1440" w:hanging="360"/>
+      </w:pPr>
+      <w:rPr>
+        <w:rFonts w:ascii="Symbol" w:hAnsi="Symbol" w:hint="default"/>
+        <w:sz w:val="20"/>
+      </w:rPr>
+    </w:lvl>
+    <w:lvl w:ilvl="2" w:tentative="1">
+      <w:start w:val="1"/>
+      <w:numFmt w:val="bullet"/>
+      <w:lvlText w:val=""/>
+      <w:lvlJc w:val="left"/>
+      <w:pPr>
+        <w:tabs>
+          <w:tab w:val="num" w:pos="2160"/>
+        </w:tabs>
+        <w:ind w:left="2160" w:hanging="360"/>
+      </w:pPr>
+      <w:rPr>
+        <w:rFonts w:ascii="Symbol" w:hAnsi="Symbol" w:hint="default"/>
+        <w:sz w:val="20"/>
+      </w:rPr>
+    </w:lvl>
+    <w:lvl w:ilvl="3" w:tentative="1">
+      <w:start w:val="1"/>
+      <w:numFmt w:val="bullet"/>
+      <w:lvlText w:val=""/>
+      <w:lvlJc w:val="left"/>
+      <w:pPr>
+        <w:tabs>
+          <w:tab w:val="num" w:pos="2880"/>
+        </w:tabs>
+        <w:ind w:left="2880" w:hanging="360"/>
+      </w:pPr>
+      <w:rPr>
+        <w:rFonts w:ascii="Symbol" w:hAnsi="Symbol" w:hint="default"/>
+        <w:sz w:val="20"/>
+      </w:rPr>
+    </w:lvl>
+    <w:lvl w:ilvl="4" w:tentative="1">
+      <w:start w:val="1"/>
+      <w:numFmt w:val="bullet"/>
+      <w:lvlText w:val=""/>
+      <w:lvlJc w:val="left"/>
+      <w:pPr>
+        <w:tabs>
+          <w:tab w:val="num" w:pos="3600"/>
+        </w:tabs>
+        <w:ind w:left="3600" w:hanging="360"/>
+      </w:pPr>
+      <w:rPr>
+        <w:rFonts w:ascii="Symbol" w:hAnsi="Symbol" w:hint="default"/>
+        <w:sz w:val="20"/>
+      </w:rPr>
+    </w:lvl>
+    <w:lvl w:ilvl="5" w:tentative="1">
+      <w:start w:val="1"/>
+      <w:numFmt w:val="bullet"/>
+      <w:lvlText w:val=""/>
+      <w:lvlJc w:val="left"/>
+      <w:pPr>
+        <w:tabs>
+          <w:tab w:val="num" w:pos="4320"/>
+        </w:tabs>
+        <w:ind w:left="4320" w:hanging="360"/>
+      </w:pPr>
+      <w:rPr>
+        <w:rFonts w:ascii="Symbol" w:hAnsi="Symbol" w:hint="default"/>
+        <w:sz w:val="20"/>
+      </w:rPr>
+    </w:lvl>
+    <w:lvl w:ilvl="6" w:tentative="1">
+      <w:start w:val="1"/>
+      <w:numFmt w:val="bullet"/>
+      <w:lvlText w:val=""/>
+      <w:lvlJc w:val="left"/>
+      <w:pPr>
+        <w:tabs>
+          <w:tab w:val="num" w:pos="5040"/>
+        </w:tabs>
+        <w:ind w:left="5040" w:hanging="360"/>
+      </w:pPr>
+      <w:rPr>
+        <w:rFonts w:ascii="Symbol" w:hAnsi="Symbol" w:hint="default"/>
+        <w:sz w:val="20"/>
+      </w:rPr>
+    </w:lvl>
+    <w:lvl w:ilvl="7" w:tentative="1">
+      <w:start w:val="1"/>
+      <w:numFmt w:val="bullet"/>
+      <w:lvlText w:val=""/>
+      <w:lvlJc w:val="left"/>
+      <w:pPr>
+        <w:tabs>
+          <w:tab w:val="num" w:pos="5760"/>
+        </w:tabs>
+        <w:ind w:left="5760" w:hanging="360"/>
+      </w:pPr>
+      <w:rPr>
+        <w:rFonts w:ascii="Symbol" w:hAnsi="Symbol" w:hint="default"/>
+        <w:sz w:val="20"/>
+      </w:rPr>
+    </w:lvl>
+    <w:lvl w:ilvl="8" w:tentative="1">
+      <w:start w:val="1"/>
+      <w:numFmt w:val="bullet"/>
+      <w:lvlText w:val=""/>
+      <w:lvlJc w:val="left"/>
+      <w:pPr>
+        <w:tabs>
+          <w:tab w:val="num" w:pos="6480"/>
+        </w:tabs>
+        <w:ind w:left="6480" w:hanging="360"/>
+      </w:pPr>
+      <w:rPr>
+        <w:rFonts w:ascii="Symbol" w:hAnsi="Symbol" w:hint="default"/>
+        <w:sz w:val="20"/>
+      </w:rPr>
+    </w:lvl>
+  </w:abstractNum>
+  <w:abstractNum w:abstractNumId="1" w15:restartNumberingAfterBreak="0">
+    <w:nsid w:val="75E940CB"/>
+    <w:multiLevelType w:val="multilevel"/>
+    <w:tmpl w:val="D7B0FB4A"/>
+    <w:lvl w:ilvl="0">
+      <w:start w:val="1"/>
+      <w:numFmt w:val="bullet"/>
+      <w:lvlText w:val=""/>
+      <w:lvlJc w:val="left"/>
+      <w:pPr>
+        <w:tabs>
+          <w:tab w:val="num" w:pos="720"/>
+        </w:tabs>
+        <w:ind w:left="720" w:hanging="360"/>
+      </w:pPr>
+      <w:rPr>
+        <w:rFonts w:ascii="Symbol" w:hAnsi="Symbol" w:hint="default"/>
+        <w:sz w:val="20"/>
+      </w:rPr>
+    </w:lvl>
+    <w:lvl w:ilvl="1" w:tentative="1">
+      <w:start w:val="1"/>
+      <w:numFmt w:val="bullet"/>
+      <w:lvlText w:val=""/>
+      <w:lvlJc w:val="left"/>
+      <w:pPr>
+        <w:tabs>
+          <w:tab w:val="num" w:pos="1440"/>
+        </w:tabs>
+        <w:ind w:left="1440" w:hanging="360"/>
+      </w:pPr>
+      <w:rPr>
+        <w:rFonts w:ascii="Symbol" w:hAnsi="Symbol" w:hint="default"/>
+        <w:sz w:val="20"/>
+      </w:rPr>
+    </w:lvl>
+    <w:lvl w:ilvl="2" w:tentative="1">
+      <w:start w:val="1"/>
+      <w:numFmt w:val="bullet"/>
+      <w:lvlText w:val=""/>
+      <w:lvlJc w:val="left"/>
+      <w:pPr>
+        <w:tabs>
+          <w:tab w:val="num" w:pos="2160"/>
+        </w:tabs>
+        <w:ind w:left="2160" w:hanging="360"/>
+      </w:pPr>
+      <w:rPr>
+        <w:rFonts w:ascii="Symbol" w:hAnsi="Symbol" w:hint="default"/>
+        <w:sz w:val="20"/>
+      </w:rPr>
+    </w:lvl>
+    <w:lvl w:ilvl="3" w:tentative="1">
+      <w:start w:val="1"/>
+      <w:numFmt w:val="bullet"/>
+      <w:lvlText w:val=""/>
+      <w:lvlJc w:val="left"/>
+      <w:pPr>
+        <w:tabs>
+          <w:tab w:val="num" w:pos="2880"/>
+        </w:tabs>
+        <w:ind w:left="2880" w:hanging="360"/>
+      </w:pPr>
+      <w:rPr>
+        <w:rFonts w:ascii="Symbol" w:hAnsi="Symbol" w:hint="default"/>
+        <w:sz w:val="20"/>
+      </w:rPr>
+    </w:lvl>
+    <w:lvl w:ilvl="4" w:tentative="1">
+      <w:start w:val="1"/>
+      <w:numFmt w:val="bullet"/>
+      <w:lvlText w:val=""/>
+      <w:lvlJc w:val="left"/>
+      <w:pPr>
+        <w:tabs>
+          <w:tab w:val="num" w:pos="3600"/>
+        </w:tabs>
+        <w:ind w:left="3600" w:hanging="360"/>
+      </w:pPr>
+      <w:rPr>
+        <w:rFonts w:ascii="Symbol" w:hAnsi="Symbol" w:hint="default"/>
+        <w:sz w:val="20"/>
+      </w:rPr>
+    </w:lvl>
+    <w:lvl w:ilvl="5" w:tentative="1">
+      <w:start w:val="1"/>
+      <w:numFmt w:val="bullet"/>
+      <w:lvlText w:val=""/>
+      <w:lvlJc w:val="left"/>
+      <w:pPr>
+        <w:tabs>
+          <w:tab w:val="num" w:pos="4320"/>
+        </w:tabs>
+        <w:ind w:left="4320" w:hanging="360"/>
+      </w:pPr>
+      <w:rPr>
+        <w:rFonts w:ascii="Symbol" w:hAnsi="Symbol" w:hint="default"/>
+        <w:sz w:val="20"/>
+      </w:rPr>
+    </w:lvl>
+    <w:lvl w:ilvl="6" w:tentative="1">
+      <w:start w:val="1"/>
+      <w:numFmt w:val="bullet"/>
+      <w:lvlText w:val=""/>
+      <w:lvlJc w:val="left"/>
+      <w:pPr>
+        <w:tabs>
+          <w:tab w:val="num" w:pos="5040"/>
+        </w:tabs>
+        <w:ind w:left="5040" w:hanging="360"/>
+      </w:pPr>
+      <w:rPr>
+        <w:rFonts w:ascii="Symbol" w:hAnsi="Symbol" w:hint="default"/>
+        <w:sz w:val="20"/>
+      </w:rPr>
+    </w:lvl>
+    <w:lvl w:ilvl="7" w:tentative="1">
+      <w:start w:val="1"/>
+      <w:numFmt w:val="bullet"/>
+      <w:lvlText w:val=""/>
+      <w:lvlJc w:val="left"/>
+      <w:pPr>
+        <w:tabs>
+          <w:tab w:val="num" w:pos="5760"/>
+        </w:tabs>
+        <w:ind w:left="5760" w:hanging="360"/>
+      </w:pPr>
+      <w:rPr>
+        <w:rFonts w:ascii="Symbol" w:hAnsi="Symbol" w:hint="default"/>
+        <w:sz w:val="20"/>
+      </w:rPr>
+    </w:lvl>
+    <w:lvl w:ilvl="8" w:tentative="1">
+      <w:start w:val="1"/>
+      <w:numFmt w:val="bullet"/>
+      <w:lvlText w:val=""/>
+      <w:lvlJc w:val="left"/>
+      <w:pPr>
+        <w:tabs>
+          <w:tab w:val="num" w:pos="6480"/>
+        </w:tabs>
+        <w:ind w:left="6480" w:hanging="360"/>
+      </w:pPr>
+      <w:rPr>
+        <w:rFonts w:ascii="Symbol" w:hAnsi="Symbol" w:hint="default"/>
+        <w:sz w:val="20"/>
+      </w:rPr>
+    </w:lvl>
+  </w:abstractNum>
+  <w:num w:numId="1" w16cid:durableId="2127844608">
+    <w:abstractNumId w:val="0"/>
+    <w:lvlOverride w:ilvl="0">
+      <w:startOverride w:val="1"/>
+    </w:lvlOverride>
+  </w:num>
+  <w:num w:numId="2" w16cid:durableId="308903470">
+    <w:abstractNumId w:val="0"/>
+    <w:lvlOverride w:ilvl="0">
+      <w:startOverride w:val="2"/>
+    </w:lvlOverride>
+  </w:num>
+  <w:num w:numId="3" w16cid:durableId="1350913982">
+    <w:abstractNumId w:val="1"/>
+    <w:lvlOverride w:ilvl="0">
+      <w:startOverride w:val="1"/>
+    </w:lvlOverride>
+  </w:num>
+  <w:num w:numId="4" w16cid:durableId="2110200810">
+    <w:abstractNumId w:val="1"/>
+    <w:lvlOverride w:ilvl="0">
+      <w:startOverride w:val="2"/>
+    </w:lvlOverride>
+  </w:num>
+</w:numbering>
 </file>
 
 <file path=word/styles.xml><?xml version="1.0" encoding="utf-8"?>
@@ -1541,7 +2260,6 @@
   <w:style w:type="character" w:default="1" w:styleId="DefaultParagraphFont">
     <w:name w:val="Default Paragraph Font"/>
     <w:uiPriority w:val="1"/>
-    <w:semiHidden/>
     <w:unhideWhenUsed/>
   </w:style>
   <w:style w:type="table" w:default="1" w:styleId="TableNormal">
